--- a/MICHELLE/RECURSO EDUCACIONAL.docx
+++ b/MICHELLE/RECURSO EDUCACIONAL.docx
@@ -554,6 +554,8 @@
       <w:pPr>
         <w:jc w:val="center"/>
       </w:pPr>
+      <w:bookmarkStart w:id="0" w:name="_GoBack"/>
+      <w:bookmarkEnd w:id="0"/>
     </w:p>
     <w:p/>
     <w:p/>
@@ -584,8 +586,6 @@
         </w:rPr>
         <w:t xml:space="preserve">                               </w:t>
       </w:r>
-      <w:bookmarkStart w:id="0" w:name="_GoBack"/>
-      <w:bookmarkEnd w:id="0"/>
       <w:r>
         <w:rPr>
           <w:rFonts w:ascii="Arial" w:hAnsi="Arial" w:cs="Arial"/>
@@ -30550,7 +30550,6 @@
         <w:docPartUnique/>
       </w:docPartObj>
     </w:sdtPr>
-    <w:sdtEndPr/>
     <w:sdtContent>
       <w:p>
         <w:pPr>
@@ -30570,7 +30569,7 @@
           <w:rPr>
             <w:noProof/>
           </w:rPr>
-          <w:t>27</w:t>
+          <w:t>10</w:t>
         </w:r>
         <w:r>
           <w:fldChar w:fldCharType="end"/>
@@ -32374,7 +32373,7 @@
 </file>
 
 <file path=customXml/itemProps1.xml><?xml version="1.0" encoding="utf-8"?>
-<ds:datastoreItem xmlns:ds="http://schemas.openxmlformats.org/officeDocument/2006/customXml" ds:itemID="{2C01A874-1712-421C-81CC-858B690F2E9F}">
+<ds:datastoreItem xmlns:ds="http://schemas.openxmlformats.org/officeDocument/2006/customXml" ds:itemID="{966F65C3-6C00-4EFD-B12D-5EBF3A3202F1}">
   <ds:schemaRefs>
     <ds:schemaRef ds:uri="http://schemas.openxmlformats.org/officeDocument/2006/bibliography"/>
   </ds:schemaRefs>
